--- a/Jobsheet 7/10_Kartika Tri Juliaa_JS 07_ Authentication dan Authorization.docx
+++ b/Jobsheet 7/10_Kartika Tri Juliaa_JS 07_ Authentication dan Authorization.docx
@@ -31999,6 +31999,79 @@
     </w:p>
     <w:p>
       <w:pPr>
+        <w:pStyle w:val="ListParagraph"/>
+        <w:tabs>
+          <w:tab w:val="left" w:pos="853"/>
+        </w:tabs>
+        <w:spacing w:before="85"/>
+        <w:ind w:left="853" w:firstLine="0"/>
+        <w:rPr>
+          <w:sz w:val="24"/>
+        </w:rPr>
+      </w:pPr>
+      <w:r>
+        <w:rPr>
+          <w:spacing w:val="-4"/>
+          <w:sz w:val="24"/>
+        </w:rPr>
+        <w:t>= role sudah diatur di role, jika role MNG pada user saja berarti MNG hanya bisa akses di halaman user tetapi tidak bisa akses di halaman lainnya, sehingga ketika mencoba akses di halaman lain maka muncul pesan seperti dibawah ini</w:t>
+      </w:r>
+    </w:p>
+    <w:p>
+      <w:pPr>
+        <w:pStyle w:val="ListParagraph"/>
+        <w:tabs>
+          <w:tab w:val="left" w:pos="853"/>
+        </w:tabs>
+        <w:spacing w:before="85"/>
+        <w:ind w:left="853" w:firstLine="0"/>
+        <w:rPr>
+          <w:sz w:val="24"/>
+        </w:rPr>
+      </w:pPr>
+      <w:r>
+        <w:rPr>
+          <w:sz w:val="24"/>
+        </w:rPr>
+        <w:drawing>
+          <wp:inline distT="0" distB="0" distL="0" distR="0" wp14:anchorId="0B3495C6" wp14:editId="0BBCD4C7">
+            <wp:extent cx="3395207" cy="2072672"/>
+            <wp:effectExtent l="0" t="0" r="0" b="3810"/>
+            <wp:docPr id="88" name="Picture 88"/>
+            <wp:cNvGraphicFramePr>
+              <a:graphicFrameLocks xmlns:a="http://schemas.openxmlformats.org/drawingml/2006/main" noChangeAspect="1"/>
+            </wp:cNvGraphicFramePr>
+            <a:graphic xmlns:a="http://schemas.openxmlformats.org/drawingml/2006/main">
+              <a:graphicData uri="http://schemas.openxmlformats.org/drawingml/2006/picture">
+                <pic:pic xmlns:pic="http://schemas.openxmlformats.org/drawingml/2006/picture">
+                  <pic:nvPicPr>
+                    <pic:cNvPr id="0" name=""/>
+                    <pic:cNvPicPr/>
+                  </pic:nvPicPr>
+                  <pic:blipFill>
+                    <a:blip r:embed="rId41"/>
+                    <a:stretch>
+                      <a:fillRect/>
+                    </a:stretch>
+                  </pic:blipFill>
+                  <pic:spPr>
+                    <a:xfrm>
+                      <a:off x="0" y="0"/>
+                      <a:ext cx="3403398" cy="2077673"/>
+                    </a:xfrm>
+                    <a:prstGeom prst="rect">
+                      <a:avLst/>
+                    </a:prstGeom>
+                  </pic:spPr>
+                </pic:pic>
+              </a:graphicData>
+            </a:graphic>
+          </wp:inline>
+        </w:drawing>
+      </w:r>
+    </w:p>
+    <w:p>
+      <w:pPr>
         <w:pStyle w:val="BodyText"/>
         <w:rPr>
           <w:sz w:val="20"/>
@@ -32577,8 +32650,6 @@
         </w:rPr>
         <w:t>tiap</w:t>
       </w:r>
-      <w:bookmarkStart w:id="0" w:name="_GoBack"/>
-      <w:bookmarkEnd w:id="0"/>
       <w:r>
         <w:rPr>
           <w:spacing w:val="-4"/>
@@ -33572,112 +33643,14 @@
     </w:p>
     <w:p>
       <w:pPr>
-        <w:pStyle w:val="BodyText"/>
+        <w:ind w:right="2"/>
+        <w:rPr>
+          <w:i/>
+          <w:sz w:val="24"/>
+        </w:rPr>
       </w:pPr>
-    </w:p>
-    <w:p>
-      <w:pPr>
-        <w:pStyle w:val="BodyText"/>
-      </w:pPr>
-    </w:p>
-    <w:p>
-      <w:pPr>
-        <w:pStyle w:val="BodyText"/>
-        <w:spacing w:before="19"/>
-      </w:pPr>
-    </w:p>
-    <w:p>
-      <w:pPr>
-        <w:ind w:left="12" w:right="2"/>
-        <w:jc w:val="center"/>
-        <w:rPr>
-          <w:i/>
-          <w:sz w:val="24"/>
-        </w:rPr>
-      </w:pPr>
-      <w:r>
-        <w:rPr>
-          <w:i/>
-          <w:sz w:val="24"/>
-        </w:rPr>
-        <w:t>***</w:t>
-      </w:r>
-      <w:r>
-        <w:rPr>
-          <w:i/>
-          <w:spacing w:val="-2"/>
-          <w:sz w:val="24"/>
-        </w:rPr>
-        <w:t xml:space="preserve"> </w:t>
-      </w:r>
-      <w:r>
-        <w:rPr>
-          <w:i/>
-          <w:sz w:val="24"/>
-        </w:rPr>
-        <w:t>Sekian,</w:t>
-      </w:r>
-      <w:r>
-        <w:rPr>
-          <w:i/>
-          <w:spacing w:val="-5"/>
-          <w:sz w:val="24"/>
-        </w:rPr>
-        <w:t xml:space="preserve"> </w:t>
-      </w:r>
-      <w:r>
-        <w:rPr>
-          <w:i/>
-          <w:sz w:val="24"/>
-        </w:rPr>
-        <w:t>dan</w:t>
-      </w:r>
-      <w:r>
-        <w:rPr>
-          <w:i/>
-          <w:spacing w:val="-2"/>
-          <w:sz w:val="24"/>
-        </w:rPr>
-        <w:t xml:space="preserve"> </w:t>
-      </w:r>
-      <w:r>
-        <w:rPr>
-          <w:i/>
-          <w:sz w:val="24"/>
-        </w:rPr>
-        <w:t>selamat</w:t>
-      </w:r>
-      <w:r>
-        <w:rPr>
-          <w:i/>
-          <w:spacing w:val="-5"/>
-          <w:sz w:val="24"/>
-        </w:rPr>
-        <w:t xml:space="preserve"> </w:t>
-      </w:r>
-      <w:r>
-        <w:rPr>
-          <w:i/>
-          <w:sz w:val="24"/>
-        </w:rPr>
-        <w:t>belajar</w:t>
-      </w:r>
-      <w:r>
-        <w:rPr>
-          <w:i/>
-          <w:spacing w:val="-3"/>
-          <w:sz w:val="24"/>
-        </w:rPr>
-        <w:t xml:space="preserve"> </w:t>
-      </w:r>
-      <w:r>
-        <w:rPr>
-          <w:i/>
-          <w:spacing w:val="-5"/>
-          <w:sz w:val="24"/>
-        </w:rPr>
-        <w:t>***</w:t>
-      </w:r>
+      <w:bookmarkStart w:id="0" w:name="_GoBack"/>
+      <w:bookmarkEnd w:id="0"/>
     </w:p>
     <w:sectPr>
       <w:pgSz w:w="11910" w:h="16850"/>
